--- a/Fase 2/Evidencias Proyecto/Evidencias de Documentación/ERS Cutuco.docx
+++ b/Fase 2/Evidencias Proyecto/Evidencias de Documentación/ERS Cutuco.docx
@@ -251,7 +251,7 @@
               <w:rPr>
                 <w:rFonts w:asciiTheme="minorHAnsi" w:eastAsia="Calibri" w:hAnsiTheme="minorHAnsi" w:cstheme="minorHAnsi"/>
               </w:rPr>
-              <w:t>Nosotros buscamos que cada acceso al sistema permita comprobar la identidad del usuario y aplicar correctamente el rol que corresponde antes de habilitar las funciones de la plataforma.</w:t>
+              <w:t>Buscamos que cada acceso al sistema permita comprobar la identidad del usuario y aplicar correctamente el rol que corresponde antes de habilitar las funciones de la plataforma.</w:t>
             </w:r>
           </w:p>
         </w:tc>
@@ -349,7 +349,7 @@
               <w:rPr>
                 <w:rFonts w:asciiTheme="minorHAnsi" w:eastAsia="Calibri" w:hAnsiTheme="minorHAnsi" w:cstheme="minorHAnsi"/>
               </w:rPr>
-              <w:t>Nosotros definimos que el acceso se realiza con correo y contraseña mediante Supabase Auth (GoTrue). El login y el refresh de sesión van directo a GoTrue, que emite el JWT de acceso y el refresh token y aplica su límite nativo contra fuerza bruta (respuesta 429). En FastAPI dejamos solo el bloqueo de cuenta: cuando un usuario falla 5 intentos, el sistema incrementa intentos_login_fallidos, registra bloqueado_hasta con un plazo de 15 minutos y rechaza los accesos hasta que ese plazo termine. Cada panel se restringe según el rol (Cliente, Vendedor o Administrador), que el sistema lee del perfil enlazado al usuario de Supabase Auth.</w:t>
+              <w:t>Definimos que el acceso se realiza con correo y contraseña mediante Supabase Auth (GoTrue). El login y el refresh de sesión van directo a GoTrue, que emite el JWT de acceso y el refresh token y aplica su límite nativo contra fuerza bruta (respuesta 429). En FastAPI dejamos solo el bloqueo de cuenta: cuando un usuario falla 5 intentos, el sistema incrementa intentos_login_fallidos, registra bloqueado_hasta con un plazo de 15 minutos y rechaza los accesos hasta que ese plazo termine. Cada panel se restringe según el rol (Cliente, Vendedor o Administrador), que el sistema lee del perfil enlazado al usuario de Supabase Auth.</w:t>
             </w:r>
           </w:p>
         </w:tc>
@@ -898,7 +898,7 @@
               <w:rPr>
                 <w:rFonts w:asciiTheme="minorHAnsi" w:hAnsiTheme="minorHAnsi" w:cstheme="minorHAnsi"/>
               </w:rPr>
-              <w:t>Nosotros consideramos completado el requisito cuando el usuario queda autenticado, con una sesión activa (JWT y refresh token vigentes) y con acceso únicamente a las funciones permitidas por su rol.</w:t>
+              <w:t>Consideramos completado el requisito cuando el usuario queda autenticado, con una sesión activa (JWT y refresh token vigentes) y con acceso únicamente a las funciones permitidas por su rol.</w:t>
             </w:r>
           </w:p>
         </w:tc>
@@ -1558,7 +1558,7 @@
               <w:rPr>
                 <w:rFonts w:asciiTheme="minorHAnsi" w:eastAsia="Calibri" w:hAnsiTheme="minorHAnsi" w:cstheme="minorHAnsi"/>
               </w:rPr>
-              <w:t>Nosotros dejamos establecido que las contraseñas las gestiona Supabase Auth con hash, que no existe auto-registro con rol Administrador y que revisamos de nuevo las políticas RLS ya creadas para mantener la seguridad por rol. El rate limiting propio con Redis quedó fuera del alcance (RF-016) porque no aporta valor con el tráfico esperado del MVP. Este documento corresponde a un proyecto desarrollado entre dos integrantes: Vicente Rivera, líder backend, e Ignacio Fuenzalida, IT frontend. Nosotros clasificamos este requerimiento con complejidad Compleja y riesgo Medio, y forma parte del flujo feliz.</w:t>
+              <w:t>Dejamos establecido que las contraseñas las gestiona Supabase Auth con hash, que no existe auto-registro con rol Administrador y que revisamos de nuevo las políticas RLS ya creadas para mantener la seguridad por rol. El rate limiting propio con Redis quedó fuera del alcance (RF-016) porque no aporta valor con el tráfico esperado del MVP. Este documento corresponde a un proyecto desarrollado entre dos integrantes: Vicente Rivera, líder backend, e Ignacio Fuenzalida, IT frontend. Nosotros clasificamos este requerimiento con complejidad Compleja y riesgo Medio, y forma parte del flujo feliz.</w:t>
             </w:r>
           </w:p>
         </w:tc>
@@ -1790,7 +1790,7 @@
               <w:rPr>
                 <w:rFonts w:asciiTheme="minorHAnsi" w:eastAsia="Calibri" w:hAnsiTheme="minorHAnsi" w:cstheme="minorHAnsi"/>
               </w:rPr>
-              <w:t>Nosotros buscamos que el Visitante pueda revisar la oferta disponible y que el Cliente pueda convertir esa navegación en una compra completa mediante carrito, restricción por región, pago retenido por CuTuCo e historial de compras.</w:t>
+              <w:t>Buscamos que el Visitante pueda revisar la oferta disponible y que el Cliente pueda convertir esa navegación en una compra completa mediante carrito, restricción por región, pago mediante Webpay Mall (Split Payment) e historial de compras.</w:t>
             </w:r>
           </w:p>
         </w:tc>
@@ -1888,7 +1888,7 @@
               <w:rPr>
                 <w:rFonts w:asciiTheme="minorHAnsi" w:eastAsia="Calibri" w:hAnsiTheme="minorHAnsi" w:cstheme="minorHAnsi"/>
               </w:rPr>
-              <w:t>Nosotros definimos que el Visitante podrá explorar el catálogo sin iniciar sesión, usar el buscador y los filtros y revisar el detalle y el precio de cada producto. Cuando quiera comprar, deberá autenticarse como Cliente, modificar cantidades en el carrito, revisar el total y completar el checkout con Webpay Plus, donde CuTuCo retiene la venta. Antes de crear el pago, el sistema valida que la región del Cliente coincida con la del productor (RF-009). El Cliente también podrá consultar su historial de compras y el estado de sus pedidos. En esta versión no incluimos historial de precios ni geolocalización de productores, porque ambas funciones salieron del alcance.</w:t>
+              <w:t>Definimos que el Visitante podrá explorar el catálogo sin iniciar sesión, usar el buscador y los filtros y revisar el detalle y el precio de cada producto. Cuando quiera comprar, deberá autenticarse como Cliente, modificar cantidades en el carrito, revisar el total y completar el checkout con Webpay Mall (Split Payment) de Transbank, donde la pasarela captura y dispersa el pago en tiempo real sin que CuTuCo retenga fondos; la validación de la tarjeta y la prevención de fraude bancario las asume Transbank mediante 3D Secure. En el checkout el sistema emite la boleta a Consumidor Final con el RUT genérico 66.666.666-6 para personas naturales y, cuando el comprador es una empresa (B2B), solicita RUT de empresa, razón social, giro y dirección tributaria, autocompletando razón social y giro desde una API pública (por ejemplo SRE/SII). Antes de crear el pago, el sistema valida que la región del Cliente coincida con la del productor (RF-009). El Cliente también podrá consultar su historial de compras y el estado de sus pedidos. En esta versión no incluimos historial de precios ni geolocalización de productores, porque ambas funciones salieron del alcance.</w:t>
             </w:r>
           </w:p>
         </w:tc>
@@ -2453,7 +2453,7 @@
               <w:rPr>
                 <w:rFonts w:asciiTheme="minorHAnsi" w:eastAsia="Calibri" w:hAnsiTheme="minorHAnsi" w:cstheme="minorHAnsi"/>
               </w:rPr>
-              <w:t>El sistema compara la región del Cliente con la del productor y, si coinciden, deja continuar con el pago en Webpay Plus (RF-005).</w:t>
+              <w:t>El sistema compara la región del Cliente con la del productor y, si coinciden, deja continuar con el pago en Webpay Mall (Split Payment) (RF-005).</w:t>
             </w:r>
           </w:p>
         </w:tc>
@@ -2573,7 +2573,7 @@
                 <w:rFonts w:asciiTheme="minorHAnsi" w:eastAsia="Calibri" w:hAnsiTheme="minorHAnsi" w:cstheme="minorHAnsi"/>
                 <w:lang w:val="es-ES"/>
               </w:rPr>
-              <w:t>Nosotros consideramos completado el flujo cuando el pedido queda registrado, el carrito se vacía, el historial de compras se actualiza y el pago queda retenido por CuTuCo según el flujo de RF-005.</w:t>
+              <w:t>Consideramos completado el flujo cuando el pedido queda registrado, el carrito se vacía, el historial de compras se actualiza y el pago queda retenido por CuTuCo según el flujo de RF-005.</w:t>
             </w:r>
           </w:p>
         </w:tc>
@@ -3237,7 +3237,7 @@
                 <w:rFonts w:asciiTheme="minorHAnsi" w:eastAsia="Calibri" w:hAnsiTheme="minorHAnsi" w:cstheme="minorHAnsi"/>
                 <w:lang w:val="es-ES"/>
               </w:rPr>
-              <w:t>Nosotros mantenemos la navegación pública sin autenticación y exigimos autenticación al iniciar el checkout. Las consultas simples del catálogo van directo a PostgREST. El pago sigue el flujo definido en RF-005 y la región se valida según RF-009. Nosotros clasificamos este requerimiento con complejidad Muy Compleja y riesgo Alto, y forma parte del flujo feliz.</w:t>
+              <w:t>Mantenemos la navegación pública sin autenticación y exigimos autenticación al iniciar el checkout. Las consultas simples del catálogo van directo a PostgREST. El pago sigue el flujo definido en RF-005 y la región se valida según RF-009. Nosotros clasificamos este requerimiento con complejidad Muy Compleja y riesgo Alto, y forma parte del flujo feliz.</w:t>
             </w:r>
           </w:p>
         </w:tc>
@@ -3467,7 +3467,7 @@
               <w:rPr>
                 <w:rFonts w:asciiTheme="minorHAnsi" w:eastAsia="Calibri" w:hAnsiTheme="minorHAnsi" w:cstheme="minorHAnsi"/>
               </w:rPr>
-              <w:t>Nosotros buscamos que el Vendedor pueda administrar de forma ordenada su tienda, sus productos, el stock y sus pedidos, y respaldar cada entrega con el código de verificación.</w:t>
+              <w:t>Buscamos que el Vendedor pueda administrar de forma ordenada su tienda, sus productos, el stock y sus pedidos, y respaldar cada entrega con el código de verificación.</w:t>
             </w:r>
           </w:p>
         </w:tc>
@@ -3565,7 +3565,7 @@
               <w:rPr>
                 <w:rFonts w:asciiTheme="minorHAnsi" w:eastAsia="Calibri" w:hAnsiTheme="minorHAnsi" w:cstheme="minorHAnsi"/>
               </w:rPr>
-              <w:t>Nosotros definimos que el Vendedor podrá crear, consultar, editar y desactivar productos, con nombre, descripción, precio, stock, categoría y una fotografía del producto tomada con la cámara. También podrá modificar el stock, revisar los pedidos recibidos, registrar sus ventas y gestionar los pedidos asignados, incluido el cambio de estado del delivery con el código de verificación (RF-025). En esta versión no existe umbral de stock bajo ni alertas automáticas, y tampoco se exigen fotos por pedido: la entrega se respalda con el código de verificación (RF-007). En el MVP el propio Vendedor es responsable del delivery.</w:t>
+              <w:t>Definimos que el Vendedor podrá crear, consultar, editar y desactivar productos, con nombre, descripción, precio, stock, categoría y una fotografía del producto tomada con la cámara. También podrá modificar el stock, revisar los pedidos recibidos, registrar sus ventas y gestionar los pedidos asignados, incluido el cambio de estado del delivery con el código de verificación (RF-025). En esta versión no existe umbral de stock bajo ni alertas automáticas, y tampoco se exigen fotos por pedido: la entrega se respalda con el código de verificación (RF-007). En el MVP el propio Vendedor es responsable del delivery.</w:t>
             </w:r>
           </w:p>
         </w:tc>
@@ -4115,7 +4115,7 @@
               <w:rPr>
                 <w:rFonts w:asciiTheme="minorHAnsi" w:eastAsia="Calibri" w:hAnsiTheme="minorHAnsi" w:cstheme="minorHAnsi"/>
               </w:rPr>
-              <w:t>Nosotros consideramos completado el flujo cuando los productos y el stock quedan actualizados y los pedidos asignados pueden gestionarse hasta quedar Entregados con el código de verificación correcto.</w:t>
+              <w:t>Consideramos completado el flujo cuando los productos y el stock quedan actualizados y los pedidos asignados pueden gestionarse hasta quedar Entregados con el código de verificación correcto.</w:t>
             </w:r>
           </w:p>
         </w:tc>
@@ -4710,7 +4710,7 @@
               <w:rPr>
                 <w:rFonts w:asciiTheme="minorHAnsi" w:eastAsia="Calibri" w:hAnsiTheme="minorHAnsi" w:cstheme="minorHAnsi"/>
               </w:rPr>
-              <w:t>Nosotros definimos que en el MVP el delivery será gestionado por el Agricultor. Para una versión final se proyecta que la empresa pueda asumir la logística con una flota de camiones, furgones o Kei Trucks con ventilación o refrigeración para mantener el producto en condiciones adecuadas. Mantenemos el nombre original del requerimiento por trazabilidad con el ERS base, aunque las evidencias fotográficas y las alertas de stock bajo ya no forman parte del alcance. Nosotros clasificamos este requerimiento con complejidad Muy Compleja y riesgo Alto, y forma parte del flujo feliz.</w:t>
+              <w:t>Definimos que en el MVP el delivery será gestionado por el Agricultor. Para una versión final se proyecta que la empresa pueda asumir la logística con una flota de camiones, furgones o Kei Trucks con ventilación o refrigeración para mantener el producto en condiciones adecuadas. Mantenemos el nombre original del requerimiento por trazabilidad con el ERS base, aunque las evidencias fotográficas y las alertas de stock bajo ya no forman parte del alcance. Nosotros clasificamos este requerimiento con complejidad Muy Compleja y riesgo Alto, y forma parte del flujo feliz.</w:t>
             </w:r>
           </w:p>
         </w:tc>
@@ -4940,7 +4940,7 @@
               <w:rPr>
                 <w:rFonts w:asciiTheme="minorHAnsi" w:eastAsia="Calibri" w:hAnsiTheme="minorHAnsi" w:cstheme="minorHAnsi"/>
               </w:rPr>
-              <w:t>Nosotros buscamos que el Administrador pueda mantener los usuarios y productos, activar a los productores, moderar contenido con una lista de palabras prohibidas y aprobar los payouts, con un alcance reducido y de gestión manual.</w:t>
+              <w:t>Buscamos que el Administrador pueda mantener los usuarios y productos, activar a los productores ingresando el Código de Comercio Mall (Transbank), moderar contenido con una lista de palabras prohibidas y gestionar los reembolsos, con un alcance reducido y de gestión manual.</w:t>
             </w:r>
           </w:p>
         </w:tc>
@@ -5038,7 +5038,7 @@
               <w:rPr>
                 <w:rFonts w:asciiTheme="minorHAnsi" w:eastAsia="Calibri" w:hAnsiTheme="minorHAnsi" w:cstheme="minorHAnsi"/>
               </w:rPr>
-              <w:t>Nosotros definimos que el Administrador podrá crear, consultar, actualizar y desactivar usuarios, y gestionar productos, respetando las restricciones de seguridad y la eliminación lógica (RF-017). También activará manualmente la cuenta de cada productor después de revisar sus antecedentes (RF-021), moderará con una lista configurable de palabras prohibidas revisada con el operador LIKE, aplicará sanciones (RF-026) y aprobará los payouts y reembolsos (RF-005). Las categorías, regiones y comunas ya no se administran desde el panel: se consultan para los combobox (RF-018). Para cada función decidimos si la consulta va directo a PostgREST o pasa por FastAPI, y revisamos las políticas RLS para que solo el rol Administrador acceda a estas rutas.</w:t>
+              <w:t>Definimos que el Administrador podrá crear, consultar, actualizar y desactivar usuarios, y gestionar productos, respetando las restricciones de seguridad y la eliminación lógica (RF-017). También activará manualmente la cuenta de cada productor después de revisar su documentación (RF-021): al aprobar, la interfaz exige ingresar el Código de Comercio Mall (Transbank) —por ejemplo 597055555536—, con lo que la postulación queda aprobada, se crea la ficha en la tabla productores con rut_oficial y codigo_comercio_mall y el usuario es promovido al rol vendedor; moderará con una lista configurable de palabras prohibidas revisada con el operador LIKE, aplicará sanciones (RF-026) y gestionará los reembolsos con la pasarela (RF-005). Las categorías, regiones y comunas ya no se administran desde el panel: se consultan para los combobox (RF-018). Para cada función decidimos si la consulta va directo a PostgREST o pasa por FastAPI, y revisamos las políticas RLS para que solo el rol Administrador acceda a estas rutas.</w:t>
             </w:r>
           </w:p>
         </w:tc>
@@ -5335,7 +5335,7 @@
               <w:rPr>
                 <w:rFonts w:asciiTheme="minorHAnsi" w:eastAsia="Calibri" w:hAnsiTheme="minorHAnsi" w:cstheme="minorHAnsi"/>
               </w:rPr>
-              <w:t>Selecciona lo que necesita gestionar: usuarios, productos, solicitudes de productor, moderación, sanciones o payouts.</w:t>
+              <w:t>Selecciona lo que necesita gestionar: usuarios, productos, solicitudes de productor, moderación, sanciones o reembolsos.</w:t>
             </w:r>
           </w:p>
         </w:tc>
@@ -5588,7 +5588,7 @@
               <w:rPr>
                 <w:rFonts w:asciiTheme="minorHAnsi" w:eastAsia="Calibri" w:hAnsiTheme="minorHAnsi" w:cstheme="minorHAnsi"/>
               </w:rPr>
-              <w:t>Nosotros consideramos completada la gestión cuando los datos quedan actualizados, las aprobaciones, la moderación y las sanciones quedan registradas y los payouts aprobados quedan reflejados en el sistema.</w:t>
+              <w:t>Consideramos completada la gestión cuando los datos quedan actualizados, las aprobaciones, la moderación y las sanciones quedan registradas y los reembolsos gestionados quedan reflejados en el sistema.</w:t>
             </w:r>
           </w:p>
         </w:tc>
@@ -5881,7 +5881,7 @@
               <w:rPr>
                 <w:rFonts w:asciiTheme="minorHAnsi" w:hAnsiTheme="minorHAnsi" w:cstheme="minorHAnsi"/>
               </w:rPr>
-              <w:t>Si el Administrador intenta aprobar el payout de un pedido que no está Entregado o que ya fue pagado, el sistema bloquea la operación.</w:t>
+              <w:t>Si el Administrador intenta aprobar una postulación sin ingresar el Código de Comercio Mall, el sistema bloquea la operación y exige el código.</w:t>
             </w:r>
           </w:p>
         </w:tc>
@@ -6070,7 +6070,7 @@
               <w:rPr>
                 <w:rFonts w:asciiTheme="minorHAnsi" w:eastAsia="Calibri" w:hAnsiTheme="minorHAnsi" w:cstheme="minorHAnsi"/>
               </w:rPr>
-              <w:t>Diaria, principalmente para gestión de usuarios, aprobación de productores, moderación y aprobación de payouts.</w:t>
+              <w:t>Diaria, principalmente para gestión de usuarios, aprobación de productores, moderación y reembolsos.</w:t>
             </w:r>
           </w:p>
         </w:tc>
@@ -6118,7 +6118,7 @@
               <w:rPr>
                 <w:rFonts w:asciiTheme="minorHAnsi" w:hAnsiTheme="minorHAnsi" w:cstheme="minorHAnsi"/>
               </w:rPr>
-              <w:t>Nosotros mantenemos la regla de eliminación lógica y las restricciones de seguridad. Como RF-013 (múltiples administradores) salió del alcance, el sistema opera con un solo Administrador y las restricciones entre administradores ya no aplican. La revisión humana pasa a ser un control que debemos cuidar, porque todo el volumen de aprobaciones recae en esa cuenta. Nosotros clasificamos este requerimiento con complejidad Muy Compleja y riesgo Alto, y no forma parte del flujo feliz.</w:t>
+              <w:t>Mantenemos la regla de eliminación lógica y las restricciones de seguridad. Como RF-013 (múltiples administradores) salió del alcance, el sistema opera con un solo Administrador y las restricciones entre administradores ya no aplican. La revisión humana pasa a ser un control que debemos cuidar, porque todo el volumen de aprobaciones recae en esa cuenta. Nosotros clasificamos este requerimiento con complejidad Muy Compleja y riesgo Alto, y no forma parte del flujo feliz.</w:t>
             </w:r>
           </w:p>
         </w:tc>
@@ -6199,7 +6199,7 @@
                 <w:rFonts w:asciiTheme="minorHAnsi" w:eastAsia="Calibri" w:hAnsiTheme="minorHAnsi" w:cstheme="minorHAnsi"/>
                 <w:b/>
               </w:rPr>
-              <w:t>Pago en Custodia (</w:t>
+              <w:t>Pago con Webpay Mall (Split Payment)</w:t>
             </w:r>
             <w:proofErr w:type="spellStart"/>
             <w:r>
@@ -6207,7 +6207,6 @@
                 <w:rFonts w:asciiTheme="minorHAnsi" w:eastAsia="Calibri" w:hAnsiTheme="minorHAnsi" w:cstheme="minorHAnsi"/>
                 <w:b/>
               </w:rPr>
-              <w:t>Escrow</w:t>
             </w:r>
             <w:proofErr w:type="spellEnd"/>
             <w:r>
@@ -6215,7 +6214,6 @@
                 <w:rFonts w:asciiTheme="minorHAnsi" w:eastAsia="Calibri" w:hAnsiTheme="minorHAnsi" w:cstheme="minorHAnsi"/>
                 <w:b/>
               </w:rPr>
-              <w:t>)</w:t>
             </w:r>
           </w:p>
         </w:tc>
@@ -6386,7 +6384,7 @@
               <w:rPr>
                 <w:rFonts w:asciiTheme="minorHAnsi" w:eastAsia="Calibri" w:hAnsiTheme="minorHAnsi" w:cstheme="minorHAnsi"/>
               </w:rPr>
-              <w:t>Nosotros buscamos que el pago del Cliente quede retenido por CuTuCo hasta que el pedido se entregue con el código de verificación y el Administrador apruebe el payout al Vendedor, o el reembolso cuando corresponda.</w:t>
+              <w:t>Buscamos que el pago del Cliente quede registrado y dispersado por la pasarela Webpay Mall (Split Payment) en tiempo real, sin custodia de fondos por parte de CuTuCo ni payouts propios, y que los reembolsos post venta queden registrados cuando corresponda.</w:t>
             </w:r>
           </w:p>
         </w:tc>
@@ -6498,7 +6496,7 @@
               <w:rPr>
                 <w:rFonts w:asciiTheme="minorHAnsi" w:eastAsia="Calibri" w:hAnsiTheme="minorHAnsi" w:cstheme="minorHAnsi"/>
               </w:rPr>
-              <w:t>Nosotros definimos la integración con Webpay Plus normal en modo de prueba, mediante la secuencia tx.create, redirección al medio de pago, retorno del token_ws y tx.commit; el retorno llega por GET, sin webhooks. Descartamos Webpay Diferido, que solo permite crédito, y Webpay Mall, porque en modo de prueba solo hay dos códigos de tiendas hijas y reflejarlos en la base de datos duplicaría códigos de tienda, algo que consideramos un antipatrón. Después del commit, CuTuCo retiene el 100% de la venta. Cuando el pedido se entrega, el Administrador ejecuta un payout manual simulado al Vendedor, descontando el fee base de 5% y la tarifa fija de delivery de 3.500 CLP (RF-014). Para eso usamos la tabla payouts y pedimos al Vendedor banco, tipo y número de cuenta, que guardamos cifrados. Los reembolsos post venta usan el mismo mecanismo y sirven tanto al Vendedor como al Cliente. Evaluamos la Ley Fintech y la descartamos, porque apunta a activos financieros y criptoactivos.</w:t>
+              <w:t>Definimos la integración con Webpay Mall (Transbank) en modo de prueba, mediante la secuencia tx.create, redirección al medio de pago, retorno del token_ws y tx.commit; el retorno llega por GET, sin webhooks. Con Webpay Mall la pasarela realiza la captura y la dispersión (Split Payment) en tiempo real: Transbank deposita directo en la cuenta bancaria del comercio, por lo que CuTuCo no retiene saldos en cuentas propias y quedan eliminados el motor de payouts y las transferencias bancarias propias. El código de comercio Mall lo otorga Transbank por canal comercial y el Administrador lo ingresa en el panel al aprobar al vendedor (RF-004 y RF-021). La cuenta bancaria de destino del Vendedor se inscribe en Transbank y se valida con el Certificado de Titularidad Bancaria durante la verificación KYB; los datos bancarios que se almacenan se guardan cifrados. El fee base de 5% y la tarifa fija de delivery de 3.500 CLP se aplican en la liquidación vía Split Payment (RF-014). Los reembolsos post venta se gestionan con la pasarela y sirven tanto al Vendedor como al Cliente. Con el Split Payment eliminamos la responsabilidad legal de custodia de dinero de terceros. Evaluamos la Ley Fintech y la descartamos, porque apunta a activos financieros y criptoactivos.</w:t>
             </w:r>
           </w:p>
         </w:tc>
@@ -6802,7 +6800,7 @@
               <w:rPr>
                 <w:rFonts w:asciiTheme="minorHAnsi" w:eastAsia="Calibri" w:hAnsiTheme="minorHAnsi" w:cstheme="minorHAnsi"/>
               </w:rPr>
-              <w:t>El sistema crea la transacción en Webpay Plus Test con un buy_order único y obtiene los datos necesarios para continuar el flujo.</w:t>
+              <w:t>El sistema crea la transacción en Webpay Mall con un buy_order único y obtiene los datos necesarios para continuar el flujo.</w:t>
             </w:r>
           </w:p>
         </w:tc>
@@ -7137,7 +7135,7 @@
               <w:rPr>
                 <w:rFonts w:asciiTheme="minorHAnsi" w:eastAsia="Calibri" w:hAnsiTheme="minorHAnsi" w:cstheme="minorHAnsi"/>
               </w:rPr>
-              <w:t>Si el pago fue confirmado, el sistema lo deja retenido por CuTuCo, mantiene el pedido en Preparación y envía el correo de pago retenido (RF-012).</w:t>
+              <w:t>Si el pago fue confirmado, la pasarela ejecuta la dispersión (Split Payment) correspondiente, el sistema mantiene el pedido en Preparación y envía el correo de confirmación de pago (RF-012).</w:t>
             </w:r>
           </w:p>
         </w:tc>
@@ -7204,7 +7202,7 @@
               <w:rPr>
                 <w:rFonts w:asciiTheme="minorHAnsi" w:eastAsia="Calibri" w:hAnsiTheme="minorHAnsi" w:cstheme="minorHAnsi"/>
               </w:rPr>
-              <w:t>Cuando el pedido pasa a Entregado con el código de verificación correcto, el Administrador lo revisa y aprueba el payout al Vendedor, calculado como la venta menos el fee de 5% menos la tarifa fija de 3.500 CLP.</w:t>
+              <w:t>Al confirmarse el pago, la pasarela dispersa en tiempo real el monto correspondiente al comercio (Split Payment), calculado como la venta menos el fee de 5% menos la tarifa fija de 3.500 CLP (RF-014); no hay retención ni aprobación posterior.</w:t>
             </w:r>
           </w:p>
         </w:tc>
@@ -7271,7 +7269,7 @@
               <w:rPr>
                 <w:rFonts w:asciiTheme="minorHAnsi" w:eastAsia="Calibri" w:hAnsiTheme="minorHAnsi" w:cstheme="minorHAnsi"/>
               </w:rPr>
-              <w:t>El sistema registra el payout en la tabla payouts y avisa al Vendedor por correo.</w:t>
+              <w:t>Si corresponde un reembolso post venta, el Administrador lo gestiona con la pasarela y el sistema avisa al Cliente por correo (RF-012).</w:t>
             </w:r>
           </w:p>
         </w:tc>
@@ -7329,7 +7327,7 @@
               <w:rPr>
                 <w:rFonts w:asciiTheme="minorHAnsi" w:eastAsia="Calibri" w:hAnsiTheme="minorHAnsi" w:cstheme="minorHAnsi"/>
               </w:rPr>
-              <w:t>Nosotros consideramos completado el requisito cuando el pago queda registrado y retenido por CuTuCo, el pedido pasa a preparación y, una vez entregado, el payout al Vendedor queda aprobado y registrado, o el reembolso al Cliente cuando corresponde.</w:t>
+              <w:t>Consideramos completado el requisito cuando el pago queda registrado, la dispersión al comercio fue realizada por la pasarela vía Split Payment y el pedido pasa a preparación; si corresponde, el reembolso al Cliente queda registrado.</w:t>
             </w:r>
           </w:p>
         </w:tc>
@@ -7756,7 +7754,7 @@
               <w:rPr>
                 <w:rFonts w:asciiTheme="minorHAnsi" w:hAnsiTheme="minorHAnsi" w:cstheme="minorHAnsi"/>
               </w:rPr>
-              <w:t>Si el pedido no está Entregado o ya tiene un payout registrado, el sistema no permite aprobar el pago.</w:t>
+              <w:t>Si ya existe un pago registrado con el mismo buy_order o token_ws, el sistema no permite confirmarlo nuevamente.</w:t>
             </w:r>
           </w:p>
         </w:tc>
@@ -7823,7 +7821,7 @@
               <w:rPr>
                 <w:rFonts w:asciiTheme="minorHAnsi" w:hAnsiTheme="minorHAnsi" w:cstheme="minorHAnsi"/>
               </w:rPr>
-              <w:t>Si el pedido debe reembolsarse, por ejemplo porque el Vendedor lo marcó como Rechazado, el Administrador registra el reembolso por la misma tabla payouts y el sistema avisa al Cliente por correo.</w:t>
+              <w:t>Si el pedido debe reembolsarse, por ejemplo porque el Vendedor lo marcó como Rechazado, el Administrador registra el reembolso con la pasarela y el sistema avisa al Cliente por correo.</w:t>
             </w:r>
           </w:p>
         </w:tc>
@@ -8061,7 +8059,7 @@
               <w:rPr>
                 <w:rFonts w:asciiTheme="minorHAnsi" w:eastAsia="Calibri" w:hAnsiTheme="minorHAnsi" w:cstheme="minorHAnsi"/>
               </w:rPr>
-              <w:t>Nosotros mantenemos la idempotencia con buy_order y token_ws como valores únicos (UNIQUE) para evitar confirmaciones duplicadas. Los datos bancarios se cifran y solo los ve el Administrador. Las credenciales de Webpay y la clave de cifrado se guardan en Secret Manager o variables de entorno. El payout es una simulación manual en el MVP, no una transferencia productiva. La liberación automática a las 48 horas ya no existe: el dinero se libera solo después de la entrega y de la aprobación del Administrador. Nosotros clasificamos este requerimiento con complejidad Muy Compleja y riesgo Muy Alto, y forma parte del flujo feliz.</w:t>
+              <w:t>Mantenemos la idempotencia con buy_order y token_ws como valores únicos (UNIQUE) para evitar confirmaciones duplicadas. Los datos bancarios que se almacenan se cifran y solo los ve el Administrador; la cuenta de destino se inscribe en Transbank y se valida con el certificado de titularidad bancaria (RF-021). Las credenciales de Webpay y la clave de cifrado se guardan en Secret Manager o variables de entorno. Al adoptar Webpay Mall eliminamos la custodia de fondos, el motor de payouts y las transferencias propias: la captura y la dispersión (Split Payment) las realiza Transbank en tiempo real y deposita directo en la cuenta bancaria del comercio. Nosotros clasificamos este requerimiento con complejidad Muy Compleja y riesgo Muy Alto, y forma parte del flujo feliz.</w:t>
             </w:r>
           </w:p>
         </w:tc>
@@ -8294,7 +8292,7 @@
               <w:rPr>
                 <w:rFonts w:asciiTheme="minorHAnsi" w:hAnsiTheme="minorHAnsi" w:cstheme="minorHAnsi"/>
               </w:rPr>
-              <w:t>Nosotros buscamos que cada Vendedor tenga una reputación simple de entender, calculada como el promedio de las calificaciones de 1 a 5 que dejan los Clientes, y que el Administrador pueda usarla como antecedente en sus decisiones.</w:t>
+              <w:t>Buscamos que cada Vendedor tenga una reputación simple de entender, calculada como el promedio de las calificaciones de 1 a 5 que dejan los Clientes, y que el Administrador pueda usarla como antecedente en sus decisiones.</w:t>
             </w:r>
           </w:p>
         </w:tc>
@@ -8394,7 +8392,7 @@
               <w:rPr>
                 <w:rFonts w:asciiTheme="minorHAnsi" w:hAnsiTheme="minorHAnsi" w:cstheme="minorHAnsi"/>
               </w:rPr>
-              <w:t>Nosotros definimos una calificación simple del 1 al 5 que el Cliente deja al recibir el pedido; el sistema promedia las calificaciones de cada Vendedor. Ya no existe el score con entregas a tiempo (40%), calidad (40%) y respuesta a reclamos (20%), ni la pausa automática con score menor a 3.5, ni el sello Cosecha del día, porque requerían mucha data y un cron en Supabase verificando la condición de forma permanente. Cualquier sanción o suspensión que se quiera aplicar a partir de la reputación la decide el Administrador de forma manual desde el dashboard (RF-026).</w:t>
+              <w:t>Definimos una calificación simple del 1 al 5 que el Cliente deja al recibir el pedido; el sistema promedia las calificaciones de cada Vendedor. Ya no existe el score con entregas a tiempo (40%), calidad (40%) y respuesta a reclamos (20%), ni la pausa automática con score menor a 3.5, ni el sello Cosecha del día, porque requerían mucha data y un cron en Supabase verificando la condición de forma permanente. Cualquier sanción o suspensión que se quiera aplicar a partir de la reputación la decide el Administrador de forma manual desde el dashboard (RF-026).</w:t>
             </w:r>
           </w:p>
         </w:tc>
@@ -8946,7 +8944,7 @@
               <w:rPr>
                 <w:rFonts w:asciiTheme="minorHAnsi" w:hAnsiTheme="minorHAnsi" w:cstheme="minorHAnsi"/>
               </w:rPr>
-              <w:t>Nosotros consideramos completado el requisito cuando la calificación queda guardada y el promedio del Vendedor queda actualizado, sin aplicar ninguna acción automática.</w:t>
+              <w:t>Consideramos completado el requisito cuando la calificación queda guardada y el promedio del Vendedor queda actualizado, sin aplicar ninguna acción automática.</w:t>
             </w:r>
           </w:p>
         </w:tc>
@@ -9409,7 +9407,7 @@
               <w:rPr>
                 <w:rFonts w:asciiTheme="minorHAnsi" w:hAnsiTheme="minorHAnsi" w:cstheme="minorHAnsi"/>
               </w:rPr>
-              <w:t>Nosotros dejamos sin reglas automáticas la reputación del Vendedor. El Cliente interviene al dejar la calificación, desde su flujo de compra y entrega (RF-025). Mantenemos el nombre original del requerimiento por trazabilidad con el ERS base. Vamos a probar las calificaciones en los extremos (1 y 5) y el cálculo correcto del promedio. Nosotros clasificamos este requerimiento con complejidad Compleja y riesgo Medio, y no forma parte del flujo feliz.</w:t>
+              <w:t>Dejamos sin reglas automáticas la reputación del Vendedor. El Cliente interviene al dejar la calificación, desde su flujo de compra y entrega (RF-025). Mantenemos el nombre original del requerimiento por trazabilidad con el ERS base. Vamos a probar las calificaciones en los extremos (1 y 5) y el cálculo correcto del promedio. Nosotros clasificamos este requerimiento con complejidad Compleja y riesgo Medio, y no forma parte del flujo feliz.</w:t>
             </w:r>
           </w:p>
         </w:tc>
@@ -9642,7 +9640,7 @@
               <w:rPr>
                 <w:rFonts w:asciiTheme="minorHAnsi" w:hAnsiTheme="minorHAnsi" w:cstheme="minorHAnsi"/>
               </w:rPr>
-              <w:t>Nosotros buscamos respaldar la entrega sin fotografías: el pedido solo se da por entregado cuando el Vendedor ingresa el código de verificación que corresponde a ese pedido.</w:t>
+              <w:t>Buscamos respaldar la entrega sin fotografías: el pedido solo se da por entregado cuando el Vendedor ingresa el código de verificación que corresponde a ese pedido.</w:t>
             </w:r>
           </w:p>
         </w:tc>
@@ -9742,7 +9740,7 @@
               <w:rPr>
                 <w:rFonts w:asciiTheme="minorHAnsi" w:hAnsiTheme="minorHAnsi" w:cstheme="minorHAnsi"/>
               </w:rPr>
-              <w:t>Nosotros reemplazamos las dos fotografías obligatorias por un código de verificación al momento de la entrega. El sistema genera un código único para cada pedido y lo valida en el backend cuando el Vendedor intenta marcar el pedido como Entregado; sin el código correcto, el pedido no cambia de estado. Con este cambio quedan fuera las evidencias en Supabase Storage y la tabla order_evidences; Storage se mantiene solo para las fotos de producto. La contrapartida es que perdemos respaldo visual ante una disputa, algo que aceptamos para reducir complejidad y que dejamos documentado.</w:t>
+              <w:t>Reemplazamos las dos fotografías obligatorias por un código de verificación al momento de la entrega. El sistema genera un código único para cada pedido y lo valida en el backend cuando el Vendedor intenta marcar el pedido como Entregado; sin el código correcto, el pedido no cambia de estado. Con este cambio quedan fuera las evidencias en Supabase Storage y la tabla order_evidences; Storage se mantiene solo para las fotos de producto. La contrapartida es que perdemos respaldo visual ante una disputa, algo que aceptamos para reducir complejidad y que dejamos documentado.</w:t>
             </w:r>
           </w:p>
         </w:tc>
@@ -10361,7 +10359,7 @@
               <w:rPr>
                 <w:rFonts w:asciiTheme="minorHAnsi" w:hAnsiTheme="minorHAnsi" w:cstheme="minorHAnsi"/>
               </w:rPr>
-              <w:t>Nosotros consideramos completado el requisito cuando el pedido queda Entregado únicamente con el código correcto y el cambio de estado queda registrado.</w:t>
+              <w:t>Consideramos completado el requisito cuando el pedido queda Entregado únicamente con el código correcto y el cambio de estado queda registrado.</w:t>
             </w:r>
           </w:p>
         </w:tc>
@@ -10958,7 +10956,7 @@
               <w:rPr>
                 <w:rFonts w:asciiTheme="minorHAnsi" w:hAnsiTheme="minorHAnsi" w:cstheme="minorHAnsi"/>
               </w:rPr>
-              <w:t>Nosotros mantenemos el código de verificación como único respaldo de la entrega. Probamos el código incorrecto, repetido y perdido. Mantenemos el nombre original del requerimiento por trazabilidad con el ERS base. Nosotros clasificamos este requerimiento con complejidad Mediana y riesgo Bajo, y no forma parte del flujo feliz.</w:t>
+              <w:t>Mantenemos el código de verificación como único respaldo de la entrega. Probamos el código incorrecto, repetido y perdido. Mantenemos el nombre original del requerimiento por trazabilidad con el ERS base. Nosotros clasificamos este requerimiento con complejidad Mediana y riesgo Bajo, y no forma parte del flujo feliz.</w:t>
             </w:r>
           </w:p>
         </w:tc>
@@ -11192,7 +11190,7 @@
               <w:rPr>
                 <w:rFonts w:asciiTheme="minorHAnsi" w:hAnsiTheme="minorHAnsi" w:cstheme="minorHAnsi"/>
               </w:rPr>
-              <w:t>Nosotros buscamos evitar compras que el productor no puede atender, usando la región como única regla de cobertura.</w:t>
+              <w:t>Buscamos evitar compras que el productor no puede atender, usando la región como única regla de cobertura.</w:t>
             </w:r>
           </w:p>
         </w:tc>
@@ -11292,7 +11290,7 @@
               <w:rPr>
                 <w:rFonts w:asciiTheme="minorHAnsi" w:hAnsiTheme="minorHAnsi" w:cstheme="minorHAnsi"/>
               </w:rPr>
-              <w:t>Nosotros definimos una regla que compara la región del Cliente con la región del productor (id_region). Si coinciden, la compra puede continuar; si no, el sistema la bloquea. Descartamos la restricción por comuna, el rango factible y la georreferenciación con Google, porque no forman parte del MVP. Las regiones se cargan desde una tabla controlada.</w:t>
+              <w:t>Definimos una regla que compara la región del Cliente con la región del productor (id_region). Si coinciden, la compra puede continuar; si no, el sistema la bloquea. Descartamos la restricción por comuna, el rango factible y la georreferenciación con Google, porque no forman parte del MVP. Las regiones se cargan desde una tabla controlada.</w:t>
             </w:r>
           </w:p>
         </w:tc>
@@ -11843,7 +11841,7 @@
               <w:rPr>
                 <w:rFonts w:asciiTheme="minorHAnsi" w:hAnsiTheme="minorHAnsi" w:cstheme="minorHAnsi"/>
               </w:rPr>
-              <w:t>Nosotros consideramos completada la validación cuando la compra queda autorizada porque ambas regiones coinciden, o es rechazada porque son distintas.</w:t>
+              <w:t>Consideramos completada la validación cuando la compra queda autorizada porque ambas regiones coinciden, o es rechazada porque son distintas.</w:t>
             </w:r>
           </w:p>
         </w:tc>
@@ -12306,7 +12304,7 @@
               <w:rPr>
                 <w:rFonts w:asciiTheme="minorHAnsi" w:hAnsiTheme="minorHAnsi" w:cstheme="minorHAnsi"/>
               </w:rPr>
-              <w:t>Nosotros registramos el resultado en el campo coverage_validated de orders. No usamos geolocalización GPS ni API de Google: la validación es solo la comparación de región. Vamos a probar compras con cliente y productor de la misma región y de regiones distintas. Nosotros clasificamos este requerimiento con complejidad Mediana y riesgo Medio, y no forma parte del flujo feliz.</w:t>
+              <w:t>Registramos el resultado en el campo coverage_validated de orders. No usamos geolocalización GPS ni API de Google: la validación es solo la comparación de región. Vamos a probar compras con cliente y productor de la misma región y de regiones distintas. Nosotros clasificamos este requerimiento con complejidad Mediana y riesgo Medio, y no forma parte del flujo feliz.</w:t>
             </w:r>
           </w:p>
         </w:tc>
@@ -12557,7 +12555,7 @@
               <w:rPr>
                 <w:rFonts w:asciiTheme="minorHAnsi" w:hAnsiTheme="minorHAnsi" w:cstheme="minorHAnsi"/>
               </w:rPr>
-              <w:t>Nosotros buscamos que el Administrador tenga en un solo lugar los pendientes que debe resolver: aprobación de productores, sanciones y aprobación de pagos.</w:t>
+              <w:t>Buscamos que el Administrador tenga en un solo lugar los pendientes que debe resolver: aprobación de productores, sanciones y reembolsos.</w:t>
             </w:r>
           </w:p>
         </w:tc>
@@ -12657,7 +12655,7 @@
               <w:rPr>
                 <w:rFonts w:asciiTheme="minorHAnsi" w:hAnsiTheme="minorHAnsi" w:cstheme="minorHAnsi"/>
               </w:rPr>
-              <w:t>Nosotros definimos un dashboard reducido a las acciones que el Administrador ejecuta: aprobación de Productores, sanciones y aprobación de pagos (payouts y reembolsos), además del CRUD de usuarios y productos de RF-004. Con el recorte, las ventas por región, el ticket promedio y el resto de las estadísticas de la versión anterior no se incluyen.</w:t>
+              <w:t>Definimos un dashboard reducido a las acciones que el Administrador ejecuta: aprobación de Productores, sanciones y reembolsos, además del CRUD de usuarios y productos de RF-004. Con el recorte, las ventas por región, el ticket promedio y el resto de las estadísticas de la versión anterior no se incluyen.</w:t>
             </w:r>
           </w:p>
         </w:tc>
@@ -12955,7 +12953,7 @@
               <w:rPr>
                 <w:rFonts w:asciiTheme="minorHAnsi" w:eastAsia="Calibri" w:hAnsiTheme="minorHAnsi" w:cstheme="minorHAnsi"/>
               </w:rPr>
-              <w:t>El sistema consulta los datos disponibles y muestra los pendientes: productores por aprobar, sanciones y pagos por aprobar.</w:t>
+              <w:t>El sistema consulta los datos disponibles y muestra los pendientes: productores por aprobar, sanciones y reembolsos por gestionar.</w:t>
             </w:r>
           </w:p>
         </w:tc>
@@ -13022,7 +13020,7 @@
               <w:rPr>
                 <w:rFonts w:asciiTheme="minorHAnsi" w:eastAsia="Calibri" w:hAnsiTheme="minorHAnsi" w:cstheme="minorHAnsi"/>
               </w:rPr>
-              <w:t>El Administrador elige un pendiente y ejecuta la acción: aprobar o rechazar un productor, aplicar una sanción (amonestar, suspender o Ban Permanente) o aprobar un payout o un reembolso.</w:t>
+              <w:t>El Administrador elige un pendiente y ejecuta la acción: aprobar o rechazar un productor, aplicar una sanción (amonestar, suspender o Ban Permanente) o gestionar un reembolso.</w:t>
             </w:r>
           </w:p>
         </w:tc>
@@ -13141,7 +13139,7 @@
               <w:rPr>
                 <w:rFonts w:asciiTheme="minorHAnsi" w:hAnsiTheme="minorHAnsi" w:cstheme="minorHAnsi"/>
               </w:rPr>
-              <w:t>Nosotros consideramos completada la gestión cuando el Administrador puede resolver cada pendiente desde el dashboard y el resultado queda reflejado en el sistema.</w:t>
+              <w:t>Consideramos completada la gestión cuando el Administrador puede resolver cada pendiente desde el dashboard y el resultado queda reflejado en el sistema.</w:t>
             </w:r>
           </w:p>
         </w:tc>
@@ -13605,7 +13603,7 @@
               <w:rPr>
                 <w:rFonts w:asciiTheme="minorHAnsi" w:hAnsiTheme="minorHAnsi" w:cstheme="minorHAnsi"/>
               </w:rPr>
-              <w:t>Nosotros restringimos este dashboard a usuarios con rol Administrador y mantenemos visibles los pendientes para que no se acumulen aprobaciones ni pagos. Nosotros clasificamos este requerimiento con complejidad Compleja y riesgo Medio, y no forma parte del flujo feliz.</w:t>
+              <w:t>Restringimos este dashboard a usuarios con rol Administrador y mantenemos visibles los pendientes para que no se acumulen aprobaciones ni reembolsos. Nosotros clasificamos este requerimiento con complejidad Compleja y riesgo Medio, y no forma parte del flujo feliz.</w:t>
             </w:r>
           </w:p>
         </w:tc>
@@ -13847,7 +13845,7 @@
               <w:rPr>
                 <w:rFonts w:asciiTheme="minorHAnsi" w:hAnsiTheme="minorHAnsi" w:cstheme="minorHAnsi"/>
               </w:rPr>
-              <w:t>Nosotros buscamos que los eventos importantes de la operación generen correos automáticos y trazables.</w:t>
+              <w:t>Buscamos que los eventos importantes de la operación generen correos automáticos y trazables.</w:t>
             </w:r>
           </w:p>
         </w:tc>
@@ -13947,7 +13945,7 @@
               <w:rPr>
                 <w:rFonts w:asciiTheme="minorHAnsi" w:hAnsiTheme="minorHAnsi" w:cstheme="minorHAnsi"/>
               </w:rPr>
-              <w:t>Nosotros definimos dos vías de correo, ambas con Resend. Los correos de autenticación (bienvenida, verificación y recuperación de contraseña) salen por el SMTP de Resend configurado directo en Supabase Auth &gt; SMTP Settings. Las notificaciones de negocio (pago retenido, aprobación de productor, payout y reembolso) salen por la API de Resend desde FastAPI. Dejamos de lado smtplib y fastapi-mail.</w:t>
+              <w:t>Definimos dos vías de correo, ambas con Resend. Los correos de autenticación (bienvenida, verificación y recuperación de contraseña) salen por el SMTP de Resend configurado directo en Supabase Auth &gt; SMTP Settings. Las notificaciones de negocio (confirmación de pago, aprobación o rechazo de productor y reembolso) salen por la API de Resend desde FastAPI. Dejamos de lado smtplib y fastapi-mail.</w:t>
             </w:r>
           </w:p>
         </w:tc>
@@ -14178,7 +14176,7 @@
               <w:rPr>
                 <w:rFonts w:asciiTheme="minorHAnsi" w:eastAsia="Calibri" w:hAnsiTheme="minorHAnsi" w:cstheme="minorHAnsi"/>
               </w:rPr>
-              <w:t>Ocurre un evento que requiere notificación: registro, recuperación de contraseña, pago retenido, aprobación de productor, payout o reembolso.</w:t>
+              <w:t>Ocurre un evento que requiere notificación: registro, recuperación de contraseña, confirmación de pago, aprobación o rechazo de productor o reembolso.</w:t>
             </w:r>
           </w:p>
         </w:tc>
@@ -14431,7 +14429,7 @@
               <w:rPr>
                 <w:rFonts w:asciiTheme="minorHAnsi" w:hAnsiTheme="minorHAnsi" w:cstheme="minorHAnsi"/>
               </w:rPr>
-              <w:t>Nosotros consideramos completado el requisito cuando el correo ha sido enviado o, en caso de falla, queda registrada la incidencia para su reintento y seguimiento.</w:t>
+              <w:t>Consideramos completado el requisito cuando el correo ha sido enviado o, en caso de falla, queda registrada la incidencia para su reintento y seguimiento.</w:t>
             </w:r>
           </w:p>
         </w:tc>
@@ -14828,7 +14826,7 @@
               <w:rPr>
                 <w:rFonts w:asciiTheme="minorHAnsi" w:hAnsiTheme="minorHAnsi" w:cstheme="minorHAnsi"/>
               </w:rPr>
-              <w:t>Nosotros trabajamos con plantillas de correo para mantener un formato consistente. La API key de Resend se guarda en Secret Manager o variables de entorno, y en las pruebas usamos casillas de correo de prueba. Nosotros clasificamos este requerimiento con complejidad Mediana y riesgo Bajo, y no forma parte del flujo feliz.</w:t>
+              <w:t>Trabajamos con plantillas de correo para mantener un formato consistente. La API key de Resend se guarda en Secret Manager o variables de entorno, y en las pruebas usamos casillas de correo de prueba. Nosotros clasificamos este requerimiento con complejidad Mediana y riesgo Bajo, y no forma parte del flujo feliz.</w:t>
             </w:r>
           </w:p>
         </w:tc>
@@ -15079,7 +15077,7 @@
               <w:rPr>
                 <w:rFonts w:asciiTheme="minorHAnsi" w:hAnsiTheme="minorHAnsi" w:cstheme="minorHAnsi"/>
               </w:rPr>
-              <w:t>Nosotros buscamos calcular de forma consistente el fee y la tarifa de delivery que CuTuCo descuenta al liquidar la venta al Vendedor.</w:t>
+              <w:t>Buscamos calcular de forma consistente el fee y la tarifa de delivery que se aplican al liquidar la venta mediante el Split Payment de Webpay Mall.</w:t>
             </w:r>
           </w:p>
         </w:tc>
@@ -15179,7 +15177,7 @@
               <w:rPr>
                 <w:rFonts w:asciiTheme="minorHAnsi" w:hAnsiTheme="minorHAnsi" w:cstheme="minorHAnsi"/>
               </w:rPr>
-              <w:t>Nosotros definimos que CuTuCo retiene la venta completa y que, al registrar el payout, descuenta el fee base de 5% y la tarifa fija de delivery de 3.500 CLP. La fórmula es: payout = venta menos fee de 5% menos 3.500 CLP. En el MVP la tarifa de delivery es una tarifa fija más un fee porcentual definido por el Administrador. La suscripción mensual queda evaluada para la Opción B y el fee base se revisará según el flujo de caja.</w:t>
+              <w:t>Definimos que la liquidación la realiza la pasarela vía Split Payment: del total de la venta se descuentan el fee base de 5% y la tarifa fija de delivery de 3.500 CLP, y el resto se dispersa directo a la cuenta bancaria del comercio. La fórmula es: neto = venta menos fee de 5% menos 3.500 CLP. CuTuCo no retiene la venta ni ejecuta payouts manuales. En el MVP la tarifa de delivery es una tarifa fija más un fee porcentual definido por el Administrador. La suscripción mensual queda evaluada para la Opción B y el fee base se revisará según el flujo de caja.</w:t>
             </w:r>
           </w:p>
         </w:tc>
@@ -15230,7 +15228,7 @@
               <w:rPr>
                 <w:rFonts w:asciiTheme="minorHAnsi" w:hAnsiTheme="minorHAnsi" w:cstheme="minorHAnsi"/>
               </w:rPr>
-              <w:t>El pago debe estar confirmado y retenido por CuTuCo antes de calcular y registrar los montos.</w:t>
+              <w:t>El pago debe estar confirmado antes de calcular y enviar a la pasarela los montos de la liquidación.</w:t>
             </w:r>
           </w:p>
         </w:tc>
@@ -15410,7 +15408,7 @@
               <w:rPr>
                 <w:rFonts w:asciiTheme="minorHAnsi" w:eastAsia="Calibri" w:hAnsiTheme="minorHAnsi" w:cstheme="minorHAnsi"/>
               </w:rPr>
-              <w:t>El sistema recibe la confirmación del pago y verifica que el monto esté retenido por CuTuCo.</w:t>
+              <w:t>El sistema recibe la confirmación del pago y verifica los montos de la liquidación.</w:t>
             </w:r>
           </w:p>
         </w:tc>
@@ -15678,7 +15676,7 @@
               <w:rPr>
                 <w:rFonts w:asciiTheme="minorHAnsi" w:eastAsia="Calibri" w:hAnsiTheme="minorHAnsi" w:cstheme="minorHAnsi"/>
               </w:rPr>
-              <w:t>Cuando el pedido está Entregado y el Administrador aprueba el payout, el sistema registra en payouts el monto neto para el Vendedor.</w:t>
+              <w:t>Al confirmarse el pago, el sistema envía a la pasarela los montos del Split Payment: el fee de 5%, la tarifa fija de 3.500 CLP y el neto para la cuenta bancaria del comercio.</w:t>
             </w:r>
           </w:p>
         </w:tc>
@@ -15730,7 +15728,7 @@
               <w:rPr>
                 <w:rFonts w:asciiTheme="minorHAnsi" w:hAnsiTheme="minorHAnsi" w:cstheme="minorHAnsi"/>
               </w:rPr>
-              <w:t>Nosotros consideramos completado el cálculo cuando el fee y la tarifa de delivery quedan descontados y el monto neto queda registrado como payout para el Vendedor.</w:t>
+              <w:t>Consideramos completado el cálculo cuando el fee y la tarifa de delivery quedan descontados y el monto neto queda dispersado por la pasarela a la cuenta bancaria del comercio.</w:t>
             </w:r>
           </w:p>
         </w:tc>
@@ -15889,7 +15887,7 @@
               <w:rPr>
                 <w:rFonts w:asciiTheme="minorHAnsi" w:hAnsiTheme="minorHAnsi" w:cstheme="minorHAnsi"/>
               </w:rPr>
-              <w:t>Si el pedido se reembolsa antes del payout, el sistema no calcula un payout para ese pedido y el caso se gestiona como reembolso (RF-005).</w:t>
+              <w:t>Si el pedido se reembolsa, el sistema no calcula una nueva liquidación para ese pedido y el caso se gestiona como reembolso (RF-005).</w:t>
             </w:r>
           </w:p>
         </w:tc>
@@ -15956,7 +15954,7 @@
               <w:rPr>
                 <w:rFonts w:asciiTheme="minorHAnsi" w:hAnsiTheme="minorHAnsi" w:cstheme="minorHAnsi"/>
               </w:rPr>
-              <w:t>Si ya existe un payout para el pedido, el sistema no calcula ni registra otro.</w:t>
+              <w:t>Si ya existe una liquidación registrada para el pago, el sistema no calcula ni envía otra.</w:t>
             </w:r>
           </w:p>
         </w:tc>
@@ -16146,7 +16144,7 @@
               <w:rPr>
                 <w:rFonts w:asciiTheme="minorHAnsi" w:hAnsiTheme="minorHAnsi" w:cstheme="minorHAnsi"/>
               </w:rPr>
-              <w:t>Por cada transacción confirmada que deba liquidarse al Vendedor.</w:t>
+              <w:t>Por cada transacción confirmada que deba liquidarse al comercio.</w:t>
             </w:r>
           </w:p>
         </w:tc>
@@ -16194,7 +16192,7 @@
               <w:rPr>
                 <w:rFonts w:asciiTheme="minorHAnsi" w:hAnsiTheme="minorHAnsi" w:cstheme="minorHAnsi"/>
               </w:rPr>
-              <w:t>Nosotros mantenemos en el MVP un modelo de tarifa fija más fee. La suscripción mensual queda como alternativa para la Opción B y el fee base de 5% se evaluará de nuevo según los flujos de caja. Probamos la fórmula con pruebas unitarias y guardamos el detalle de cada cálculo. Nosotros clasificamos este requerimiento con complejidad Simple y riesgo Bajo, y forma parte del flujo feliz.</w:t>
+              <w:t>Mantenemos en el MVP un modelo de tarifa fija más fee, ahora aplicado en el Split Payment de Webpay Mall, sin retención ni payouts propios. La suscripción mensual queda como alternativa para la Opción B y el fee base de 5% se evaluará de nuevo según los flujos de caja. Probamos la fórmula con pruebas unitarias y guardamos el detalle de cada cálculo. Nosotros clasificamos este requerimiento con complejidad Simple y riesgo Bajo, y forma parte del flujo feliz.</w:t>
             </w:r>
           </w:p>
         </w:tc>
@@ -16445,7 +16443,7 @@
               <w:rPr>
                 <w:rFonts w:asciiTheme="minorHAnsi" w:hAnsiTheme="minorHAnsi" w:cstheme="minorHAnsi"/>
               </w:rPr>
-              <w:t>Nosotros buscamos conservar la integridad de la información y de las métricas evitando borrados físicos que eliminen el historial necesario para operar la plataforma.</w:t>
+              <w:t>Buscamos conservar la integridad de la información y de las métricas evitando borrados físicos que eliminen el historial necesario para operar la plataforma.</w:t>
             </w:r>
           </w:p>
         </w:tc>
@@ -16545,7 +16543,7 @@
               <w:rPr>
                 <w:rFonts w:asciiTheme="minorHAnsi" w:hAnsiTheme="minorHAnsi" w:cstheme="minorHAnsi"/>
               </w:rPr>
-              <w:t>Nosotros definimos que las eliminaciones realizadas por el Administrador serán lógicas. El sistema cambiará el estado del registro para marcarlo como deshabilitado y, cuando una eliminación afecte relaciones dependientes, realizará la reasignación correspondiente en cascada sin borrar físicamente la información de la base de datos.</w:t>
+              <w:t>Definimos que las eliminaciones realizadas por el Administrador serán lógicas. El sistema cambiará el estado del registro para marcarlo como deshabilitado y, cuando una eliminación afecte relaciones dependientes, realizará la reasignación correspondiente en cascada sin borrar físicamente la información de la base de datos.</w:t>
             </w:r>
           </w:p>
         </w:tc>
@@ -16962,7 +16960,7 @@
               <w:rPr>
                 <w:rFonts w:asciiTheme="minorHAnsi" w:hAnsiTheme="minorHAnsi" w:cstheme="minorHAnsi"/>
               </w:rPr>
-              <w:t>Nosotros consideramos completado el requisito cuando el registro queda inactivo, las relaciones dependientes mantienen una referencia válida y el historial permanece disponible.</w:t>
+              <w:t>Consideramos completado el requisito cuando el registro queda inactivo, las relaciones dependientes mantienen una referencia válida y el historial permanece disponible.</w:t>
             </w:r>
           </w:p>
         </w:tc>
@@ -17359,7 +17357,7 @@
               <w:rPr>
                 <w:rFonts w:asciiTheme="minorHAnsi" w:hAnsiTheme="minorHAnsi" w:cstheme="minorHAnsi"/>
               </w:rPr>
-              <w:t>Nosotros mantenemos la regla de que nunca se realiza DELETE físico en la base de datos para este tipo de operaciones. Nosotros clasificamos este requerimiento con complejidad Mediana y riesgo Bajo, y no forma parte del flujo feliz.</w:t>
+              <w:t>Mantenemos la regla de que nunca se realiza DELETE físico en la base de datos para este tipo de operaciones. Nosotros clasificamos este requerimiento con complejidad Mediana y riesgo Bajo, y no forma parte del flujo feliz.</w:t>
             </w:r>
           </w:p>
         </w:tc>
@@ -17610,7 +17608,7 @@
               <w:rPr>
                 <w:rFonts w:asciiTheme="minorHAnsi" w:hAnsiTheme="minorHAnsi" w:cstheme="minorHAnsi"/>
               </w:rPr>
-              <w:t>Nosotros buscamos facilitar la selección de relaciones entre entidades y reducir errores al ingresar valores de claves foráneas en los formularios.</w:t>
+              <w:t>Buscamos facilitar la selección de relaciones entre entidades y reducir errores al ingresar valores de claves foráneas en los formularios.</w:t>
             </w:r>
           </w:p>
         </w:tc>
@@ -17710,7 +17708,7 @@
               <w:rPr>
                 <w:rFonts w:asciiTheme="minorHAnsi" w:hAnsiTheme="minorHAnsi" w:cstheme="minorHAnsi"/>
               </w:rPr>
-              <w:t>Nosotros definimos que las tablas de consulta (lookup) y las foreign keys disponibles para selección se mostrarán como combobox dentro de los formularios, por ejemplo categorías, regiones y comunas. Así, el usuario selecciona un valor válido desde los datos existentes en lugar de escribir directamente una referencia interna. Estas listas son consultas simples, por lo que las pedimos directo a PostgREST.</w:t>
+              <w:t>Definimos que las tablas de consulta (lookup) y las foreign keys disponibles para selección se mostrarán como combobox dentro de los formularios, por ejemplo categorías, regiones y comunas. Así, el usuario selecciona un valor válido desde los datos existentes en lugar de escribir directamente una referencia interna. Estas listas son consultas simples, por lo que las pedimos directo a PostgREST.</w:t>
             </w:r>
           </w:p>
         </w:tc>
@@ -18127,7 +18125,7 @@
               <w:rPr>
                 <w:rFonts w:asciiTheme="minorHAnsi" w:hAnsiTheme="minorHAnsi" w:cstheme="minorHAnsi"/>
               </w:rPr>
-              <w:t>Nosotros consideramos completado el requisito cuando el formulario contiene una selección válida y el valor elegido corresponde a una relación existente.</w:t>
+              <w:t>Consideramos completado el requisito cuando el formulario contiene una selección válida y el valor elegido corresponde a una relación existente.</w:t>
             </w:r>
           </w:p>
         </w:tc>
@@ -18524,7 +18522,7 @@
               <w:rPr>
                 <w:rFonts w:asciiTheme="minorHAnsi" w:hAnsiTheme="minorHAnsi" w:cstheme="minorHAnsi"/>
               </w:rPr>
-              <w:t>Nosotros mantenemos obligatoria la validación de la selección para impedir que se envíen relaciones inválidas. Nosotros clasificamos este requerimiento con complejidad Simple y riesgo Bajo, y no forma parte del flujo feliz.</w:t>
+              <w:t>Mantenemos obligatoria la validación de la selección para impedir que se envíen relaciones inválidas. Nosotros clasificamos este requerimiento con complejidad Simple y riesgo Bajo, y no forma parte del flujo feliz.</w:t>
             </w:r>
           </w:p>
         </w:tc>
@@ -18766,7 +18764,7 @@
               <w:rPr>
                 <w:rFonts w:asciiTheme="minorHAnsi" w:hAnsiTheme="minorHAnsi" w:cstheme="minorHAnsi"/>
               </w:rPr>
-              <w:t>Nosotros buscamos asegurar la integridad de los datos con una validación principal en la interfaz y una validación mínima en el servidor, sin duplicar lógica en un MVP pequeño.</w:t>
+              <w:t>Buscamos asegurar la integridad de los datos con una validación principal en la interfaz y una validación mínima en el servidor, sin duplicar lógica en un MVP pequeño.</w:t>
             </w:r>
           </w:p>
         </w:tc>
@@ -18866,7 +18864,7 @@
               <w:rPr>
                 <w:rFonts w:asciiTheme="minorHAnsi" w:hAnsiTheme="minorHAnsi" w:cstheme="minorHAnsi"/>
               </w:rPr>
-              <w:t>Nosotros definimos que la validación principal se hace en el frontend con Vue.js y Vuelidate. En el backend dejamos una validación mínima con Pydantic en FastAPI, y la base de datos queda como última barrera mediante sus constraints. Así la primera capa detecta los errores antes de enviar el formulario y las otras dos evitan que se guarden datos inválidos aunque se omita la validación del navegador.</w:t>
+              <w:t>Definimos que la validación principal se hace en el frontend con Vue.js y Vuelidate. En el backend dejamos una validación mínima con Pydantic en FastAPI, y la base de datos queda como última barrera mediante sus constraints. Así la primera capa detecta los errores antes de enviar el formulario y las otras dos evitan que se guarden datos inválidos aunque se omita la validación del navegador.</w:t>
             </w:r>
           </w:p>
         </w:tc>
@@ -19417,7 +19415,7 @@
               <w:rPr>
                 <w:rFonts w:asciiTheme="minorHAnsi" w:hAnsiTheme="minorHAnsi" w:cstheme="minorHAnsi"/>
               </w:rPr>
-              <w:t>Nosotros consideramos completado el requisito cuando solo se almacenan datos que cumplen las reglas definidas en el frontend, el backend y la base de datos.</w:t>
+              <w:t>Consideramos completado el requisito cuando solo se almacenan datos que cumplen las reglas definidas en el frontend, el backend y la base de datos.</w:t>
             </w:r>
           </w:p>
         </w:tc>
@@ -19881,7 +19879,7 @@
               <w:rPr>
                 <w:rFonts w:asciiTheme="minorHAnsi" w:hAnsiTheme="minorHAnsi" w:cstheme="minorHAnsi"/>
               </w:rPr>
-              <w:t>Nosotros utilizamos expresiones regulares (Regex) y reglas definidas en la matriz de validaciones para mantener los criterios de entrada consistentes. Nosotros clasificamos este requerimiento con complejidad Mediana y riesgo Bajo, y no forma parte del flujo feliz.</w:t>
+              <w:t>Utilizamos expresiones regulares (Regex) y reglas definidas en la matriz de validaciones para mantener los criterios de entrada consistentes. Nosotros clasificamos este requerimiento con complejidad Mediana y riesgo Bajo, y no forma parte del flujo feliz.</w:t>
             </w:r>
           </w:p>
         </w:tc>
@@ -20122,7 +20120,7 @@
               <w:rPr>
                 <w:rFonts w:asciiTheme="minorHAnsi" w:hAnsiTheme="minorHAnsi" w:cstheme="minorHAnsi"/>
               </w:rPr>
-              <w:t>Nosotros buscamos permitir que un visitante cree una cuenta de Cliente con los datos mínimos necesarios y pueda utilizarla posteriormente para comprar.</w:t>
+              <w:t>Buscamos permitir que un visitante cree una cuenta de Cliente con los datos mínimos necesarios y pueda utilizarla posteriormente para comprar.</w:t>
             </w:r>
           </w:p>
         </w:tc>
@@ -20222,7 +20220,7 @@
               <w:rPr>
                 <w:rFonts w:asciiTheme="minorHAnsi" w:hAnsiTheme="minorHAnsi" w:cstheme="minorHAnsi"/>
               </w:rPr>
-              <w:t>Nosotros definimos un registro de Cliente que solicite nombre, apellidos, correo electrónico único, contraseña con confirmación, región y comuna, seleccionadas desde combobox (RF-018). La cuenta se crea con Supabase Auth (GoTrue), la política de seguridad de la contraseña se valida en el frontend y en el backend, y el sistema asigna exclusivamente el rol Cliente. El visitante no podrá auto-registrarse como Vendedor ni como Administrador.</w:t>
+              <w:t>Definimos un registro de Cliente que solicite nombre, apellidos, correo electrónico único, contraseña con confirmación, región y comuna, seleccionadas desde combobox (RF-018). La cuenta se crea con Supabase Auth (GoTrue), la política de seguridad de la contraseña se valida en el frontend y en el backend, y el sistema asigna exclusivamente el rol Cliente. El visitante no podrá auto-registrarse como Vendedor ni como Administrador.</w:t>
             </w:r>
           </w:p>
         </w:tc>
@@ -20907,7 +20905,7 @@
               <w:rPr>
                 <w:rFonts w:asciiTheme="minorHAnsi" w:hAnsiTheme="minorHAnsi" w:cstheme="minorHAnsi"/>
               </w:rPr>
-              <w:t>Nosotros consideramos completado el requisito cuando la cuenta de Cliente queda creada con correo único, contraseña válida y rol Cliente, permitiendo el inicio de sesión.</w:t>
+              <w:t>Consideramos completado el requisito cuando la cuenta de Cliente queda creada con correo único, contraseña válida y rol Cliente, permitiendo el inicio de sesión.</w:t>
             </w:r>
           </w:p>
         </w:tc>
@@ -21371,7 +21369,7 @@
               <w:rPr>
                 <w:rFonts w:asciiTheme="minorHAnsi" w:hAnsiTheme="minorHAnsi" w:cstheme="minorHAnsi"/>
               </w:rPr>
-              <w:t>Nosotros mantenemos como regla que el correo electrónico utilizado para registrarse no puede estar asociado a una cuenta existente. Nosotros clasificamos este requerimiento con complejidad Mediana y riesgo Bajo, y forma parte del flujo feliz.</w:t>
+              <w:t>Mantenemos como regla que el correo electrónico utilizado para registrarse no puede estar asociado a una cuenta existente. Nosotros clasificamos este requerimiento con complejidad Mediana y riesgo Bajo, y forma parte del flujo feliz.</w:t>
             </w:r>
           </w:p>
         </w:tc>
@@ -21612,7 +21610,7 @@
               <w:rPr>
                 <w:rFonts w:asciiTheme="minorHAnsi" w:hAnsiTheme="minorHAnsi" w:cstheme="minorHAnsi"/>
               </w:rPr>
-              <w:t>Nosotros buscamos permitir el registro de Vendedores con una revisión manual de sus antecedentes antes de habilitar la publicación de productos.</w:t>
+              <w:t>Buscamos permitir el registro de Vendedores con una revisión manual de sus antecedentes antes de habilitar la publicación de productos.</w:t>
             </w:r>
           </w:p>
         </w:tc>
@@ -21712,7 +21710,7 @@
               <w:rPr>
                 <w:rFonts w:asciiTheme="minorHAnsi" w:hAnsiTheme="minorHAnsi" w:cstheme="minorHAnsi"/>
               </w:rPr>
-              <w:t>Nosotros definimos un registro de Vendedor que solicite datos personales, datos de la tienda, región y comuna, y los datos bancarios necesarios para los payouts (banco, tipo y número de cuenta), que se guardan cifrados. Ya no pedimos ni guardamos el carnet: el Administrador hace un background check del productor antes de activar la cuenta. La cuenta se crea en estado pendiente de validación y permanece así hasta que el Administrador la apruebe o la rechace.</w:t>
+              <w:t>Definimos un registro de Vendedor que solicite datos personales, datos de la tienda, región y comuna, los datos bancarios de destino (banco, tipo y número de cuenta) que se inscriben en Transbank y se guardan cifrados, y la documentación de verificación KYB según el tipo de persona. Si el Vendedor es Persona Natural (comerciante o agricultor individual): copia de la cédula de identidad, Certificado de Inicio de Actividades del SII, Certificado de Titularidad Bancaria y comprobante de domicilio o predio. Si el Vendedor es Persona Jurídica (empresa, SpA, cooperativa, Ltda.): E-RUT de la empresa, cédula del representante legal, Certificado de Titularidad Bancaria de la empresa y comprobante de domicilio tributario o predio. Los documentos se almacenan de forma continua en Storage de la postulación y el Administrador los revisa de forma manual antes de activar la cuenta. La cuenta se crea en estado pendiente de validación y permanece así hasta que el Administrador la apruebe o la rechace.</w:t>
             </w:r>
           </w:p>
         </w:tc>
@@ -21763,7 +21761,7 @@
               <w:rPr>
                 <w:rFonts w:asciiTheme="minorHAnsi" w:hAnsiTheme="minorHAnsi" w:cstheme="minorHAnsi"/>
               </w:rPr>
-              <w:t>El visitante debe encontrarse sin una sesión activa y debe tener disponibles los datos de registro y los datos bancarios para el payout.</w:t>
+              <w:t>El visitante debe encontrarse sin una sesión activa y debe tener disponibles los datos de registro, los datos bancarios de destino y la documentación de verificación según su tipo de persona.</w:t>
             </w:r>
           </w:p>
         </w:tc>
@@ -22010,7 +22008,7 @@
               <w:rPr>
                 <w:rFonts w:asciiTheme="minorHAnsi" w:eastAsia="Calibri" w:hAnsiTheme="minorHAnsi" w:cstheme="minorHAnsi"/>
               </w:rPr>
-              <w:t>El sistema muestra un formulario extendido con los datos personales, de tienda, de ubicación y bancarios que se necesitan para la solicitud.</w:t>
+              <w:t>El sistema muestra un formulario extendido con los datos personales, de tienda, de ubicación y bancarios, y la carga de los documentos de verificación (KYB) que se necesitan para la solicitud.</w:t>
             </w:r>
           </w:p>
         </w:tc>
@@ -22211,7 +22209,7 @@
               <w:rPr>
                 <w:rFonts w:asciiTheme="minorHAnsi" w:eastAsia="Calibri" w:hAnsiTheme="minorHAnsi" w:cstheme="minorHAnsi"/>
               </w:rPr>
-              <w:t>Si la información es válida, el sistema crea la cuenta con rol Vendedor y estado pendiente de validación, y guarda los datos bancarios cifrados.</w:t>
+              <w:t>Si la información es válida, el sistema crea la cuenta con rol Vendedor y estado pendiente de validación, guarda los datos bancarios cifrados y almacena los documentos en Storage.</w:t>
             </w:r>
           </w:p>
         </w:tc>
@@ -22278,7 +22276,7 @@
               <w:rPr>
                 <w:rFonts w:asciiTheme="minorHAnsi" w:eastAsia="Calibri" w:hAnsiTheme="minorHAnsi" w:cstheme="minorHAnsi"/>
               </w:rPr>
-              <w:t>El Administrador revisa los antecedentes del productor y decide aprobar o rechazar la solicitud.</w:t>
+              <w:t>El Administrador revisa la documentación del productor y decide aprobar o rechazar la solicitud.</w:t>
             </w:r>
           </w:p>
         </w:tc>
@@ -22345,7 +22343,7 @@
               <w:rPr>
                 <w:rFonts w:asciiTheme="minorHAnsi" w:eastAsia="Calibri" w:hAnsiTheme="minorHAnsi" w:cstheme="minorHAnsi"/>
               </w:rPr>
-              <w:t>Si la solicitud es aprobada, el Administrador activa la cuenta, el Vendedor queda habilitado para publicar y gestionar productos, y el sistema le envía el correo de aprobación.</w:t>
+              <w:t>Si la solicitud es aprobada, el Administrador ingresa el Código de Comercio Mall (Transbank) obligatorio —por ejemplo 597055555536—, el sistema crea la ficha en la tabla productores con rut_oficial y codigo_comercio_mall, activa la cuenta, el Vendedor queda habilitado para publicar y gestionar productos, y el sistema le envía el correo de aprobación.</w:t>
             </w:r>
           </w:p>
         </w:tc>
@@ -22397,7 +22395,7 @@
               <w:rPr>
                 <w:rFonts w:asciiTheme="minorHAnsi" w:hAnsiTheme="minorHAnsi" w:cstheme="minorHAnsi"/>
               </w:rPr>
-              <w:t>Nosotros consideramos completado el requisito cuando la solicitud termina en uno de los estados definidos: cuenta Vendedor aprobada y habilitada, o cuenta rechazada con el motivo correspondiente registrado y comunicado.</w:t>
+              <w:t>Consideramos completado el requisito cuando la solicitud termina en uno de los estados definidos: cuenta Vendedor aprobada y habilitada, o cuenta rechazada con el motivo correspondiente registrado y comunicado.</w:t>
             </w:r>
           </w:p>
         </w:tc>
@@ -22860,7 +22858,7 @@
               <w:rPr>
                 <w:rFonts w:asciiTheme="minorHAnsi" w:hAnsiTheme="minorHAnsi" w:cstheme="minorHAnsi"/>
               </w:rPr>
-              <w:t>Nosotros mantenemos la aprobación manual como paso obligatorio del MVP. Al quitar la validación del carnet bajamos la complejidad, pero la revisión humana pasa a ser un control que debemos cuidar, con el riesgo de saturar al único Administrador. Los datos bancarios solo los ve el Administrador. Nosotros clasificamos este requerimiento con complejidad Compleja y riesgo Medio, y forma parte del flujo feliz.</w:t>
+              <w:t>Mantenemos la aprobación manual como paso obligatorio del MVP. La verificación KYB es documental y manual (sin validaciones automáticas pagadas vía API), los documentos se conservan de forma continua en Storage de la postulación y la revisión humana pasa a ser un control que debemos cuidar, con el riesgo de saturar al único Administrador. Los datos bancarios solo los ve el Administrador. Nosotros clasificamos este requerimiento con complejidad Compleja y riesgo Medio, y forma parte del flujo feliz.</w:t>
             </w:r>
           </w:p>
         </w:tc>
@@ -23102,7 +23100,7 @@
               <w:rPr>
                 <w:rFonts w:asciiTheme="minorHAnsi" w:hAnsiTheme="minorHAnsi" w:cstheme="minorHAnsi"/>
               </w:rPr>
-              <w:t>Nosotros buscamos que cualquier visitante pueda conocer el catálogo y sus precios sin crear una cuenta hasta el momento en que necesite comprar.</w:t>
+              <w:t>Buscamos que cualquier visitante pueda conocer el catálogo y sus precios sin crear una cuenta hasta el momento en que necesite comprar.</w:t>
             </w:r>
           </w:p>
         </w:tc>
@@ -23202,7 +23200,7 @@
               <w:rPr>
                 <w:rFonts w:asciiTheme="minorHAnsi" w:hAnsiTheme="minorHAnsi" w:cstheme="minorHAnsi"/>
               </w:rPr>
-              <w:t>Nosotros definimos una navegación pública que permita revisar catálogo, precios y detalle de productos sin iniciar sesión. La autenticación solo se exige cuando el visitante intenta pasar desde la navegación a una compra o checkout. El historial de precios no forma parte de esta navegación porque RF-008 salió del alcance.</w:t>
+              <w:t>Definimos una navegación pública que permita revisar catálogo, precios y detalle de productos sin iniciar sesión. La autenticación solo se exige cuando el visitante intenta pasar desde la navegación a una compra o checkout. El historial de precios no forma parte de esta navegación porque RF-008 salió del alcance.</w:t>
             </w:r>
           </w:p>
         </w:tc>
@@ -23686,7 +23684,7 @@
               <w:rPr>
                 <w:rFonts w:asciiTheme="minorHAnsi" w:hAnsiTheme="minorHAnsi" w:cstheme="minorHAnsi"/>
               </w:rPr>
-              <w:t>Nosotros consideramos completado el requisito cuando el Visitante puede navegar y consultar la información pública sin autenticarse, y el sistema exige login únicamente para iniciar la compra.</w:t>
+              <w:t>Consideramos completado el requisito cuando el Visitante puede navegar y consultar la información pública sin autenticarse, y el sistema exige login únicamente para iniciar la compra.</w:t>
             </w:r>
           </w:p>
         </w:tc>
@@ -24082,7 +24080,7 @@
               <w:rPr>
                 <w:rFonts w:asciiTheme="minorHAnsi" w:hAnsiTheme="minorHAnsi" w:cstheme="minorHAnsi"/>
               </w:rPr>
-              <w:t>Nosotros mantenemos la regla de que no existe checkout sin autenticación. Las consultas del catálogo público son simples y van directo a PostgREST. Nosotros clasificamos este requerimiento con complejidad Simple y riesgo Bajo, y forma parte del flujo feliz.</w:t>
+              <w:t>Mantenemos la regla de que no existe checkout sin autenticación. Las consultas del catálogo público son simples y van directo a PostgREST. Nosotros clasificamos este requerimiento con complejidad Simple y riesgo Bajo, y forma parte del flujo feliz.</w:t>
             </w:r>
           </w:p>
         </w:tc>
@@ -24324,7 +24322,7 @@
               <w:rPr>
                 <w:rFonts w:asciiTheme="minorHAnsi" w:hAnsiTheme="minorHAnsi" w:cstheme="minorHAnsi"/>
               </w:rPr>
-              <w:t>Nosotros buscamos que un usuario que olvidó su contraseña pueda recuperar el acceso sin revelar si el correo consultado pertenece o no a una cuenta.</w:t>
+              <w:t>Buscamos que un usuario que olvidó su contraseña pueda recuperar el acceso sin revelar si el correo consultado pertenece o no a una cuenta.</w:t>
             </w:r>
           </w:p>
         </w:tc>
@@ -24424,7 +24422,7 @@
               <w:rPr>
                 <w:rFonts w:asciiTheme="minorHAnsi" w:hAnsiTheme="minorHAnsi" w:cstheme="minorHAnsi"/>
               </w:rPr>
-              <w:t>Nosotros definimos una recuperación mediante el correo registrado, resuelta directamente con Supabase Auth (GoTrue). El sistema recibe la solicitud, responde con un mensaje genérico y envía un enlace con un token único por el SMTP de Resend. El enlace permite crear una nueva contraseña durante un máximo de 30 minutos. Al completar el cambio, GoTrue actualiza el hash e invalida los tokens anteriores.</w:t>
+              <w:t>Definimos una recuperación mediante el correo registrado, resuelta directamente con Supabase Auth (GoTrue). El sistema recibe la solicitud, responde con un mensaje genérico y envía un enlace con un token único por el SMTP de Resend. El enlace permite crear una nueva contraseña durante un máximo de 30 minutos. Al completar el cambio, GoTrue actualiza el hash e invalida los tokens anteriores.</w:t>
             </w:r>
           </w:p>
         </w:tc>
@@ -25109,7 +25107,7 @@
               <w:rPr>
                 <w:rFonts w:asciiTheme="minorHAnsi" w:hAnsiTheme="minorHAnsi" w:cstheme="minorHAnsi"/>
               </w:rPr>
-              <w:t>Nosotros consideramos completado el requisito cuando la nueva contraseña queda almacenada de forma segura y los tokens anteriores ya no permiten volver a utilizar el enlace.</w:t>
+              <w:t>Consideramos completado el requisito cuando la nueva contraseña queda almacenada de forma segura y los tokens anteriores ya no permiten volver a utilizar el enlace.</w:t>
             </w:r>
           </w:p>
         </w:tc>
@@ -25573,7 +25571,7 @@
               <w:rPr>
                 <w:rFonts w:asciiTheme="minorHAnsi" w:hAnsiTheme="minorHAnsi" w:cstheme="minorHAnsi"/>
               </w:rPr>
-              <w:t>Nosotros utilizamos tokens de un solo uso con una vigencia de 30 minutos. Cuando se genera un nuevo token, el anterior deja de ser válido. Usamos GoTrue directamente y no FastAPI, porque pasar por FastAPI sería redundante. Nosotros clasificamos este requerimiento con complejidad Mediana y riesgo Medio, y no forma parte del flujo feliz.</w:t>
+              <w:t>Utilizamos tokens de un solo uso con una vigencia de 30 minutos. Cuando se genera un nuevo token, el anterior deja de ser válido. Usamos GoTrue directamente y no FastAPI, porque pasar por FastAPI sería redundante. Nosotros clasificamos este requerimiento con complejidad Mediana y riesgo Medio, y no forma parte del flujo feliz.</w:t>
             </w:r>
           </w:p>
         </w:tc>
@@ -25814,7 +25812,7 @@
               <w:rPr>
                 <w:rFonts w:asciiTheme="minorHAnsi" w:hAnsiTheme="minorHAnsi" w:cstheme="minorHAnsi"/>
               </w:rPr>
-              <w:t>Nosotros buscamos que cada usuario autenticado pueda cambiar su contraseña desde su perfil y que las sesiones anteriores dejen de ser válidas por seguridad.</w:t>
+              <w:t>Buscamos que cada usuario autenticado pueda cambiar su contraseña desde su perfil y que las sesiones anteriores dejen de ser válidas por seguridad.</w:t>
             </w:r>
           </w:p>
         </w:tc>
@@ -25914,7 +25912,7 @@
               <w:rPr>
                 <w:rFonts w:asciiTheme="minorHAnsi" w:hAnsiTheme="minorHAnsi" w:cstheme="minorHAnsi"/>
               </w:rPr>
-              <w:t>Nosotros definimos un cambio de contraseña que solicite la contraseña actual, una nueva contraseña y su confirmación. El cambio se resuelve directamente con Supabase Auth (GoTrue), que aplica la política de seguridad vigente, guarda el nuevo hash e invalida los refresh tokens o sesiones asociadas para exigir una nueva autenticación.</w:t>
+              <w:t>Definimos un cambio de contraseña que solicite la contraseña actual, una nueva contraseña y su confirmación. El cambio se resuelve directamente con Supabase Auth (GoTrue), que aplica la política de seguridad vigente, guarda el nuevo hash e invalida los refresh tokens o sesiones asociadas para exigir una nueva autenticación.</w:t>
             </w:r>
           </w:p>
         </w:tc>
@@ -26465,7 +26463,7 @@
               <w:rPr>
                 <w:rFonts w:asciiTheme="minorHAnsi" w:hAnsiTheme="minorHAnsi" w:cstheme="minorHAnsi"/>
               </w:rPr>
-              <w:t>Nosotros consideramos completado el requisito cuando la nueva contraseña queda guardada, las sesiones anteriores quedan invalidadas y el usuario debe iniciar sesión nuevamente.</w:t>
+              <w:t>Consideramos completado el requisito cuando la nueva contraseña queda guardada, las sesiones anteriores quedan invalidadas y el usuario debe iniciar sesión nuevamente.</w:t>
             </w:r>
           </w:p>
         </w:tc>
@@ -26928,7 +26926,7 @@
               <w:rPr>
                 <w:rFonts w:asciiTheme="minorHAnsi" w:hAnsiTheme="minorHAnsi" w:cstheme="minorHAnsi"/>
               </w:rPr>
-              <w:t>Nosotros mantenemos la restricción de que el correo electrónico no puede cambiarse desde el formulario de cambio de contraseña. Usamos GoTrue directamente y no FastAPI, porque pasar por FastAPI sería redundante. Nosotros clasificamos este requerimiento con complejidad Simple y riesgo Bajo, y no forma parte del flujo feliz.</w:t>
+              <w:t>Mantenemos la restricción de que el correo electrónico no puede cambiarse desde el formulario de cambio de contraseña. Usamos GoTrue directamente y no FastAPI, porque pasar por FastAPI sería redundante. Nosotros clasificamos este requerimiento con complejidad Simple y riesgo Bajo, y no forma parte del flujo feliz.</w:t>
             </w:r>
           </w:p>
         </w:tc>
@@ -27178,7 +27176,7 @@
               <w:rPr>
                 <w:rFonts w:asciiTheme="minorHAnsi" w:hAnsiTheme="minorHAnsi" w:cstheme="minorHAnsi"/>
               </w:rPr>
-              <w:t>Nosotros buscamos que el Vendedor pueda completar la entrega de cada pedido con estados claros y un código de verificación, mientras el Cliente consulta el avance del pedido y califica al recibirlo.</w:t>
+              <w:t>Buscamos que el Vendedor pueda completar la entrega de cada pedido con estados claros y un código de verificación, mientras el Cliente consulta el avance del pedido y califica al recibirlo.</w:t>
             </w:r>
           </w:p>
         </w:tc>
@@ -27276,7 +27274,7 @@
               <w:rPr>
                 <w:rFonts w:asciiTheme="minorHAnsi" w:hAnsiTheme="minorHAnsi" w:cstheme="minorHAnsi"/>
               </w:rPr>
-              <w:t>Nosotros definimos que en el MVP el mismo Productor gestionará el delivery. El Vendedor avanza el pedido por los estados Preparación, En Tránsito y Entregado, y para marcarlo como Entregado debe ingresar el código de verificación (RF-007). El Cliente puede ver el estado desde una interfaz web interactiva. El costo del delivery se calcula con una tarifa fija más el fee de transacción, definidos por el Administrador. CuTuCo retiene el pago y, después de la entrega, el Administrador aprueba el payout (RF-005). No usamos GPS, mapa en tiempo real ni fotografías de evidencia.</w:t>
+              <w:t>Definimos que en el MVP el mismo Productor gestionará el delivery. El Vendedor avanza el pedido por los estados Preparación, En Tránsito y Entregado, y para marcarlo como Entregado debe ingresar el código de verificación (RF-007). El Cliente puede ver el estado desde una interfaz web interactiva. El costo del delivery se calcula con una tarifa fija más el fee de transacción, definidos por el Administrador. La dispersión del pago al comercio la realiza la pasarela al momento de la compra mediante Split Payment (RF-005), por lo que no hay retención ni aprobación de payout posterior. No usamos GPS, mapa en tiempo real ni fotografías de evidencia.</w:t>
             </w:r>
           </w:p>
         </w:tc>
@@ -27326,7 +27324,7 @@
               <w:rPr>
                 <w:rFonts w:asciiTheme="minorHAnsi" w:hAnsiTheme="minorHAnsi" w:cstheme="minorHAnsi"/>
               </w:rPr>
-              <w:t>El pedido debe estar pagado y retenido por CuTuCo, y el Vendedor debe encontrarse autenticado y aprobado.</w:t>
+              <w:t>El pedido debe estar pagado y el Vendedor debe encontrarse autenticado y aprobado.</w:t>
             </w:r>
           </w:p>
         </w:tc>
@@ -27506,7 +27504,7 @@
               <w:rPr>
                 <w:rFonts w:asciiTheme="minorHAnsi" w:eastAsia="Calibri" w:hAnsiTheme="minorHAnsi" w:cstheme="minorHAnsi"/>
               </w:rPr>
-              <w:t>El Vendedor recibe el pedido pagado y verifica que el pago se encuentre retenido antes de comenzar la preparación.</w:t>
+              <w:t>El Vendedor recibe el pedido pagado y verifica que el pago esté confirmado antes de comenzar la preparación.</w:t>
             </w:r>
           </w:p>
         </w:tc>
@@ -28042,7 +28040,7 @@
               <w:rPr>
                 <w:rFonts w:asciiTheme="minorHAnsi" w:eastAsia="Calibri" w:hAnsiTheme="minorHAnsi" w:cstheme="minorHAnsi"/>
               </w:rPr>
-              <w:t>El Administrador aprueba el payout y el sistema registra al Vendedor el monto restante después de descontar el fee y la tarifa fija de delivery.</w:t>
+              <w:t>La liquidación del pedido (fee de 5% y tarifa fija de delivery) fue dispersada por la pasarela vía Split Payment al momento del pago (RF-014), por lo que no hay pasos manuales posteriores.</w:t>
             </w:r>
           </w:p>
         </w:tc>
@@ -28093,7 +28091,7 @@
               <w:rPr>
                 <w:rFonts w:asciiTheme="minorHAnsi" w:hAnsiTheme="minorHAnsi" w:cstheme="minorHAnsi"/>
               </w:rPr>
-              <w:t>Nosotros consideramos completado el flujo cuando el pedido queda Entregado con el código de verificación correcto, el historial de estados queda registrado y el payout al Vendedor queda aprobado con el fee y la tarifa descontados.</w:t>
+              <w:t>Consideramos completado el flujo cuando el pedido queda Entregado con el código de verificación correcto, el historial de estados queda registrado y la liquidación con el fee y la tarifa descontados quedó dispersada por la pasarela al momento del pago.</w:t>
             </w:r>
           </w:p>
         </w:tc>
@@ -28686,7 +28684,7 @@
               <w:rPr>
                 <w:rFonts w:asciiTheme="minorHAnsi" w:hAnsiTheme="minorHAnsi" w:cstheme="minorHAnsi"/>
               </w:rPr>
-              <w:t>Nosotros mantenemos en el MVP el delivery gestionado por el Productor y un seguimiento web con tres estados, sin GPS en tiempo real. El costo considera tarifa fija de delivery más fee de intermediación. Para una versión final se proyecta que la empresa gestione la entrega mediante una flota propia con camiones, furgones o Kei Trucks con ventilación o refrigeración. Nosotros clasificamos este requerimiento con complejidad Muy Compleja y riesgo Muy Alto, y forma parte del flujo feliz.</w:t>
+              <w:t>Mantenemos en el MVP el delivery gestionado por el Productor y un seguimiento web con tres estados, sin GPS en tiempo real. El costo considera tarifa fija de delivery más fee de intermediación. Para una versión final se proyecta que la empresa gestione la entrega mediante una flota propia con camiones, furgones o Kei Trucks con ventilación o refrigeración. Nosotros clasificamos este requerimiento con complejidad Muy Compleja y riesgo Muy Alto, y forma parte del flujo feliz.</w:t>
             </w:r>
           </w:p>
         </w:tc>
@@ -28931,7 +28929,7 @@
               <w:rPr>
                 <w:rFonts w:asciiTheme="minorHAnsi" w:hAnsiTheme="minorHAnsi" w:cstheme="minorHAnsi"/>
               </w:rPr>
-              <w:t>Nosotros buscamos que el Administrador pueda sancionar a un Vendedor de forma manual, con reglas simples y trazables, a partir de la moderación de textos y de sus antecedentes.</w:t>
+              <w:t>Buscamos que el Administrador pueda sancionar a un Vendedor de forma manual, con reglas simples y trazables, a partir de la moderación de textos y de sus antecedentes.</w:t>
             </w:r>
           </w:p>
         </w:tc>
@@ -29031,7 +29029,7 @@
               <w:rPr>
                 <w:rFonts w:asciiTheme="minorHAnsi" w:hAnsiTheme="minorHAnsi" w:cstheme="minorHAnsi"/>
               </w:rPr>
-              <w:t>Nosotros definimos sanciones de gestión manual y con lógica simple: el Administrador lleva el conteo de amonestaciones de cada Vendedor y su duración, puede suspender la cuenta y puede aplicar un Ban Permanente con un botón. La moderación usa una lista configurable de palabras prohibidas revisada con el operador LIKE; el sistema marca las coincidencias y el Administrador decide qué hacer con cada una. Quedan fuera la pausa automática por score menor a 3.5 y las acciones automáticas. Las apelaciones tampoco se automatizan: cualquier revisión de una sanción la decide el Administrador de forma manual desde el dashboard.</w:t>
+              <w:t>Definimos sanciones de gestión manual y con lógica simple: el Administrador lleva el conteo de amonestaciones de cada Vendedor y su duración, puede suspender la cuenta y puede aplicar un Ban Permanente con un botón. La moderación usa una lista configurable de palabras prohibidas revisada con el operador LIKE; el sistema marca las coincidencias y el Administrador decide qué hacer con cada una. Quedan fuera la pausa automática por score menor a 3.5 y las acciones automáticas. Las apelaciones tampoco se automatizan: cualquier revisión de una sanción la decide el Administrador de forma manual desde el dashboard.</w:t>
             </w:r>
           </w:p>
         </w:tc>
@@ -29582,7 +29580,7 @@
               <w:rPr>
                 <w:rFonts w:asciiTheme="minorHAnsi" w:hAnsiTheme="minorHAnsi" w:cstheme="minorHAnsi"/>
               </w:rPr>
-              <w:t>Nosotros consideramos completado el requisito cuando la sanción queda aplicada o descartada según la decisión del Administrador y el historial mantiene la trazabilidad del caso.</w:t>
+              <w:t>Consideramos completado el requisito cuando la sanción queda aplicada o descartada según la decisión del Administrador y el historial mantiene la trazabilidad del caso.</w:t>
             </w:r>
           </w:p>
         </w:tc>
@@ -30046,7 +30044,7 @@
               <w:rPr>
                 <w:rFonts w:asciiTheme="minorHAnsi" w:hAnsiTheme="minorHAnsi" w:cstheme="minorHAnsi"/>
               </w:rPr>
-              <w:t>Nosotros mantenemos la gestión de sanciones como un proceso manual, sin score, sin pausa automática ni sello Cosecha del día. Vamos a probar los falsos positivos de la lista antes de usarla y las reglas de amonestación, suspensión y Ban Permanente. Mantenemos el nombre original del requerimiento por trazabilidad con el ERS base. Nosotros clasificamos este requerimiento con complejidad Muy Compleja y riesgo Alto, y no forma parte del flujo feliz.</w:t>
+              <w:t>Mantenemos la gestión de sanciones como un proceso manual, sin score, sin pausa automática ni sello Cosecha del día. Vamos a probar los falsos positivos de la lista antes de usarla y las reglas de amonestación, suspensión y Ban Permanente. Mantenemos el nombre original del requerimiento por trazabilidad con el ERS base. Nosotros clasificamos este requerimiento con complejidad Muy Compleja y riesgo Alto, y no forma parte del flujo feliz.</w:t>
             </w:r>
           </w:p>
         </w:tc>
